--- a/fixtures/example-marketing/example-marketing-resume-letter.docx
+++ b/fixtures/example-marketing/example-marketing-resume-letter.docx
@@ -137,7 +137,7 @@
           <w:iCs w:val="1"/>
           <w:rtl w:val="0"/>
         </w:rPr>
-        <w:t xml:space="preserve">Ledgerline Software</w:t>
+        <w:t xml:space="preserve">Tarrowfield Software</w:t>
       </w:r>
       <w:r>
         <w:rPr>
@@ -371,7 +371,7 @@
           <w:iCs w:val="1"/>
           <w:rtl w:val="0"/>
         </w:rPr>
-        <w:t xml:space="preserve">Bayou City Events</w:t>
+        <w:t xml:space="preserve">Tallowbird Events</w:t>
       </w:r>
       <w:r>
         <w:rPr>
@@ -442,7 +442,7 @@
           <w:bCs w:val="1"/>
           <w:rtl w:val="0"/>
         </w:rPr>
-        <w:t xml:space="preserve">Gulf Coast University</w:t>
+        <w:t xml:space="preserve">Cypresswick University</w:t>
       </w:r>
       <w:r>
         <w:rPr>

--- a/fixtures/example-marketing/example-marketing-resume-letter.docx
+++ b/fixtures/example-marketing/example-marketing-resume-letter.docx
@@ -31,7 +31,7 @@
           <w:rPr>
             <w:rtl w:val="0"/>
           </w:rPr>
-          <w:t xml:space="preserve">chris.avery@email.com</w:t>
+          <w:t xml:space="preserve">chris.avery@example.com</w:t>
         </w:r>
       </w:hyperlink>
       <w:r>
